--- a/testakten/erbrecht-patchwork-stiefgrossvater-erbfolge-karlsruhe/07_pruefvermerk_erbreihenfolge.docx
+++ b/testakten/erbrecht-patchwork-stiefgrossvater-erbfolge-karlsruhe/07_pruefvermerk_erbreihenfolge.docx
@@ -4,99 +4,932 @@
   <w:body>
     <w:p>
       <w:pPr>
+        <w:pStyle w:val="Title"/>
+        <w:keepNext/>
+      </w:pPr>
+      <w:r>
+        <w:t>Arbeitsvermerk zur Reihenfolge der Tatsachenprüfung</w:t>
+      </w:r>
+    </w:p>
+    <w:tbl>
+      <w:tblPr>
+        <w:tblStyle w:val="TableGrid"/>
+        <w:tblW w:type="auto" w:w="0"/>
+        <w:jc w:val="center"/>
+        <w:tblLayout w:type="autofit"/>
+        <w:tblLook w:firstColumn="1" w:firstRow="1" w:lastColumn="0" w:lastRow="0" w:noHBand="0" w:noVBand="1" w:val="04A0"/>
+      </w:tblPr>
+      <w:tblGrid>
+        <w:gridCol w:w="4872"/>
+        <w:gridCol w:w="4872"/>
+      </w:tblGrid>
+      <w:tr>
+        <w:trPr>
+          <w:tblHeader w:val="true"/>
+        </w:trPr>
+        <w:tc>
+          <w:tcPr>
+            <w:tcW w:type="dxa" w:w="4872"/>
+            <w:shd w:fill="17324D"/>
+            <w:vAlign w:val="center"/>
+            <w:tcMar>
+              <w:top w:w="90" w:type="dxa"/>
+              <w:start w:w="100" w:type="dxa"/>
+              <w:bottom w:w="90" w:type="dxa"/>
+              <w:end w:w="100" w:type="dxa"/>
+            </w:tcMar>
+          </w:tcPr>
+          <w:p>
+            <w:pPr>
+              <w:spacing w:after="30"/>
+            </w:pPr>
+            <w:r>
+              <w:rPr>
+                <w:rFonts w:ascii="Arial" w:hAnsi="Arial"/>
+                <w:b/>
+                <w:color w:val="FFFFFF"/>
+                <w:sz w:val="17"/>
+              </w:rPr>
+              <w:t>Bearbeitung</w:t>
+            </w:r>
+          </w:p>
+        </w:tc>
+        <w:tc>
+          <w:tcPr>
+            <w:tcW w:type="dxa" w:w="4872"/>
+            <w:vAlign w:val="center"/>
+            <w:tcMar>
+              <w:top w:w="90" w:type="dxa"/>
+              <w:start w:w="100" w:type="dxa"/>
+              <w:bottom w:w="90" w:type="dxa"/>
+              <w:end w:w="100" w:type="dxa"/>
+            </w:tcMar>
+            <w:shd w:fill="17324D"/>
+          </w:tcPr>
+          <w:p>
+            <w:pPr>
+              <w:spacing w:after="30"/>
+            </w:pPr>
+            <w:r>
+              <w:rPr>
+                <w:rFonts w:ascii="Arial" w:hAnsi="Arial"/>
+                <w:b/>
+                <w:color w:val="FFFFFF"/>
+                <w:sz w:val="17"/>
+              </w:rPr>
+              <w:t>Dr. Maren Heller</w:t>
+            </w:r>
+          </w:p>
+        </w:tc>
+      </w:tr>
+      <w:tr>
+        <w:tc>
+          <w:tcPr>
+            <w:tcW w:type="dxa" w:w="4872"/>
+            <w:shd w:fill="EAF1F5"/>
+            <w:vAlign w:val="center"/>
+            <w:tcMar>
+              <w:top w:w="90" w:type="dxa"/>
+              <w:start w:w="100" w:type="dxa"/>
+              <w:bottom w:w="90" w:type="dxa"/>
+              <w:end w:w="100" w:type="dxa"/>
+            </w:tcMar>
+          </w:tcPr>
+          <w:p>
+            <w:pPr>
+              <w:spacing w:after="30"/>
+            </w:pPr>
+            <w:r>
+              <w:rPr>
+                <w:rFonts w:ascii="Arial" w:hAnsi="Arial"/>
+                <w:b/>
+                <w:color w:val="17324D"/>
+                <w:sz w:val="17"/>
+              </w:rPr>
+              <w:t>Stand</w:t>
+            </w:r>
+          </w:p>
+        </w:tc>
+        <w:tc>
+          <w:tcPr>
+            <w:tcW w:type="dxa" w:w="4872"/>
+            <w:vAlign w:val="center"/>
+            <w:tcMar>
+              <w:top w:w="90" w:type="dxa"/>
+              <w:start w:w="100" w:type="dxa"/>
+              <w:bottom w:w="90" w:type="dxa"/>
+              <w:end w:w="100" w:type="dxa"/>
+            </w:tcMar>
+          </w:tcPr>
+          <w:p>
+            <w:pPr>
+              <w:spacing w:after="30"/>
+            </w:pPr>
+            <w:r>
+              <w:rPr>
+                <w:rFonts w:ascii="Arial" w:hAnsi="Arial"/>
+                <w:sz w:val="17"/>
+              </w:rPr>
+              <w:t>06.07.2026</w:t>
+            </w:r>
+          </w:p>
+        </w:tc>
+      </w:tr>
+      <w:tr>
+        <w:tc>
+          <w:tcPr>
+            <w:tcW w:type="dxa" w:w="4872"/>
+            <w:shd w:fill="F2F4F5"/>
+            <w:vAlign w:val="center"/>
+            <w:tcMar>
+              <w:top w:w="90" w:type="dxa"/>
+              <w:start w:w="100" w:type="dxa"/>
+              <w:bottom w:w="90" w:type="dxa"/>
+              <w:end w:w="100" w:type="dxa"/>
+            </w:tcMar>
+          </w:tcPr>
+          <w:p>
+            <w:pPr>
+              <w:spacing w:after="30"/>
+            </w:pPr>
+            <w:r>
+              <w:rPr>
+                <w:rFonts w:ascii="Arial" w:hAnsi="Arial"/>
+                <w:b/>
+                <w:color w:val="17324D"/>
+                <w:sz w:val="17"/>
+              </w:rPr>
+              <w:t>Zweck</w:t>
+            </w:r>
+          </w:p>
+        </w:tc>
+        <w:tc>
+          <w:tcPr>
+            <w:tcW w:type="dxa" w:w="4872"/>
+            <w:vAlign w:val="center"/>
+            <w:tcMar>
+              <w:top w:w="90" w:type="dxa"/>
+              <w:start w:w="100" w:type="dxa"/>
+              <w:bottom w:w="90" w:type="dxa"/>
+              <w:end w:w="100" w:type="dxa"/>
+            </w:tcMar>
+            <w:shd w:fill="F2F4F5"/>
+          </w:tcPr>
+          <w:p>
+            <w:pPr>
+              <w:spacing w:after="30"/>
+            </w:pPr>
+            <w:r>
+              <w:rPr>
+                <w:rFonts w:ascii="Arial" w:hAnsi="Arial"/>
+                <w:sz w:val="17"/>
+              </w:rPr>
+              <w:t>Verfahrens- und Belegsteuerung ohne Festlegung von Erbquoten</w:t>
+            </w:r>
+          </w:p>
+        </w:tc>
+      </w:tr>
+    </w:tbl>
+    <w:p/>
+    <w:p>
+      <w:pPr>
         <w:pStyle w:val="Heading1"/>
       </w:pPr>
       <w:r>
-        <w:rPr>
-          <w:rFonts w:ascii="Times New Roman" w:hAnsi="Times New Roman"/>
-        </w:rPr>
-        <w:t>Prüfvermerk Erbreihenfolge</w:t>
+        <w:t>1. Zwei Erbfälle getrennt halten</w:t>
       </w:r>
     </w:p>
     <w:p>
       <w:pPr>
-        <w:pStyle w:val="Heading2"/>
+        <w:keepLines w:val="0"/>
       </w:pPr>
       <w:r>
-        <w:rPr>
-          <w:rFonts w:ascii="Times New Roman" w:hAnsi="Times New Roman"/>
-        </w:rPr>
-        <w:t>Schritt 1: Armin</w:t>
+        <w:t>Armin Vogel starb am 14.05.2026, Clemens Radtke am 02.06.2026. Für jeden Erbfall werden Berufungsgrund, Beteiligte, Vermögen, Verbindlichkeiten und spätere Verfügungen in einem eigenen Strang geführt. Vermögenspositionen werden erst nach einem belegten Übergang in den jeweils anderen Strang übernommen.</w:t>
       </w:r>
     </w:p>
     <w:p>
       <w:pPr>
-        <w:jc w:val="left"/>
+        <w:pStyle w:val="Heading1"/>
       </w:pPr>
       <w:r>
-        <w:t>Zuerst ist Armins Erbfall zu lösen. Maßgeblich sind die Testamente 1994 und 2014 sowie die Ehe mit Fiona seit 2021. Die frühere Stiefbeziehung zwischen Armin und Fiona schafft kein gesetzliches Kind-Erbrecht. Fionas sichere Rolle ist Ehefrau; eine weitergehende Rolle kann nur aus Testament folgen.</w:t>
+        <w:t>2. Personenstand vor Testamentsauslegung</w:t>
       </w:r>
     </w:p>
     <w:p>
       <w:pPr>
-        <w:pStyle w:val="Heading2"/>
+        <w:keepLines w:val="0"/>
       </w:pPr>
       <w:r>
-        <w:rPr>
-          <w:rFonts w:ascii="Times New Roman" w:hAnsi="Times New Roman"/>
-        </w:rPr>
-        <w:t>Schritt 2: Clemens</w:t>
+        <w:t>Ehen, Scheidungen, Abstammung und Namensführung sind durch Registerurkunden belegt. Fiona war Armins Ehefrau, zuvor zeitweise seine Stieftochter und ist Clemens' leibliche Tochter. Diese Rollen werden nicht sprachlich vermischt. Ein Stiefverhältnis wird nicht als Abstammung behandelt.</w:t>
       </w:r>
     </w:p>
     <w:p>
       <w:pPr>
-        <w:jc w:val="left"/>
+        <w:pStyle w:val="Heading1"/>
       </w:pPr>
       <w:r>
-        <w:t>Clemens stirbt nach Armin. Sein Testament 2018 setzt Fiona zur Alleinerbin ein. Fiona ist seine leibliche Tochter. Dana ist geschiedene Ehefrau und nicht gesetzliche Erbin. Armins Tod vor Clemens verändert Fionas Abstammung nicht.</w:t>
+        <w:t>3. Verfügungskarte Armin</w:t>
+      </w:r>
+    </w:p>
+    <w:tbl>
+      <w:tblPr>
+        <w:tblStyle w:val="TableGrid"/>
+        <w:tblW w:type="auto" w:w="0"/>
+        <w:jc w:val="center"/>
+        <w:tblLayout w:type="autofit"/>
+        <w:tblLook w:firstColumn="1" w:firstRow="1" w:lastColumn="0" w:lastRow="0" w:noHBand="0" w:noVBand="1" w:val="04A0"/>
+      </w:tblPr>
+      <w:tblGrid>
+        <w:gridCol w:w="2436"/>
+        <w:gridCol w:w="2436"/>
+        <w:gridCol w:w="2436"/>
+        <w:gridCol w:w="2436"/>
+      </w:tblGrid>
+      <w:tr>
+        <w:trPr>
+          <w:tblHeader w:val="true"/>
+        </w:trPr>
+        <w:tc>
+          <w:tcPr>
+            <w:tcW w:type="dxa" w:w="2436"/>
+            <w:vAlign w:val="center"/>
+            <w:tcMar>
+              <w:top w:w="90" w:type="dxa"/>
+              <w:start w:w="100" w:type="dxa"/>
+              <w:bottom w:w="90" w:type="dxa"/>
+              <w:end w:w="100" w:type="dxa"/>
+            </w:tcMar>
+            <w:shd w:fill="17324D"/>
+          </w:tcPr>
+          <w:p>
+            <w:pPr>
+              <w:spacing w:after="30"/>
+            </w:pPr>
+            <w:r>
+              <w:rPr>
+                <w:rFonts w:ascii="Arial" w:hAnsi="Arial"/>
+                <w:b/>
+                <w:color w:val="FFFFFF"/>
+                <w:sz w:val="17"/>
+              </w:rPr>
+              <w:t>Dokument</w:t>
+            </w:r>
+          </w:p>
+        </w:tc>
+        <w:tc>
+          <w:tcPr>
+            <w:tcW w:type="dxa" w:w="2436"/>
+            <w:vAlign w:val="center"/>
+            <w:tcMar>
+              <w:top w:w="90" w:type="dxa"/>
+              <w:start w:w="100" w:type="dxa"/>
+              <w:bottom w:w="90" w:type="dxa"/>
+              <w:end w:w="100" w:type="dxa"/>
+            </w:tcMar>
+            <w:shd w:fill="17324D"/>
+          </w:tcPr>
+          <w:p>
+            <w:pPr>
+              <w:spacing w:after="30"/>
+            </w:pPr>
+            <w:r>
+              <w:rPr>
+                <w:rFonts w:ascii="Arial" w:hAnsi="Arial"/>
+                <w:b/>
+                <w:color w:val="FFFFFF"/>
+                <w:sz w:val="17"/>
+              </w:rPr>
+              <w:t>Zeitpunkt</w:t>
+            </w:r>
+          </w:p>
+        </w:tc>
+        <w:tc>
+          <w:tcPr>
+            <w:tcW w:type="dxa" w:w="2436"/>
+            <w:vAlign w:val="center"/>
+            <w:tcMar>
+              <w:top w:w="90" w:type="dxa"/>
+              <w:start w:w="100" w:type="dxa"/>
+              <w:bottom w:w="90" w:type="dxa"/>
+              <w:end w:w="100" w:type="dxa"/>
+            </w:tcMar>
+            <w:shd w:fill="17324D"/>
+          </w:tcPr>
+          <w:p>
+            <w:pPr>
+              <w:spacing w:after="30"/>
+            </w:pPr>
+            <w:r>
+              <w:rPr>
+                <w:rFonts w:ascii="Arial" w:hAnsi="Arial"/>
+                <w:b/>
+                <w:color w:val="FFFFFF"/>
+                <w:sz w:val="17"/>
+              </w:rPr>
+              <w:t>Wortlautkern</w:t>
+            </w:r>
+          </w:p>
+        </w:tc>
+        <w:tc>
+          <w:tcPr>
+            <w:tcW w:type="dxa" w:w="2436"/>
+            <w:vAlign w:val="center"/>
+            <w:tcMar>
+              <w:top w:w="90" w:type="dxa"/>
+              <w:start w:w="100" w:type="dxa"/>
+              <w:bottom w:w="90" w:type="dxa"/>
+              <w:end w:w="100" w:type="dxa"/>
+            </w:tcMar>
+            <w:shd w:fill="17324D"/>
+          </w:tcPr>
+          <w:p>
+            <w:pPr>
+              <w:spacing w:after="30"/>
+            </w:pPr>
+            <w:r>
+              <w:rPr>
+                <w:rFonts w:ascii="Arial" w:hAnsi="Arial"/>
+                <w:b/>
+                <w:color w:val="FFFFFF"/>
+                <w:sz w:val="17"/>
+              </w:rPr>
+              <w:t>Tatsachenbedarf</w:t>
+            </w:r>
+          </w:p>
+        </w:tc>
+      </w:tr>
+      <w:tr>
+        <w:tc>
+          <w:tcPr>
+            <w:tcW w:type="dxa" w:w="2436"/>
+            <w:vAlign w:val="center"/>
+            <w:tcMar>
+              <w:top w:w="90" w:type="dxa"/>
+              <w:start w:w="100" w:type="dxa"/>
+              <w:bottom w:w="90" w:type="dxa"/>
+              <w:end w:w="100" w:type="dxa"/>
+            </w:tcMar>
+          </w:tcPr>
+          <w:p>
+            <w:pPr>
+              <w:spacing w:after="30"/>
+            </w:pPr>
+            <w:r>
+              <w:rPr>
+                <w:rFonts w:ascii="Arial" w:hAnsi="Arial"/>
+                <w:sz w:val="17"/>
+              </w:rPr>
+              <w:t>Gemeinschaftliches Testament</w:t>
+            </w:r>
+          </w:p>
+        </w:tc>
+        <w:tc>
+          <w:tcPr>
+            <w:tcW w:type="dxa" w:w="2436"/>
+            <w:vAlign w:val="center"/>
+            <w:tcMar>
+              <w:top w:w="90" w:type="dxa"/>
+              <w:start w:w="100" w:type="dxa"/>
+              <w:bottom w:w="90" w:type="dxa"/>
+              <w:end w:w="100" w:type="dxa"/>
+            </w:tcMar>
+          </w:tcPr>
+          <w:p>
+            <w:pPr>
+              <w:spacing w:after="30"/>
+            </w:pPr>
+            <w:r>
+              <w:rPr>
+                <w:rFonts w:ascii="Arial" w:hAnsi="Arial"/>
+                <w:sz w:val="17"/>
+              </w:rPr>
+              <w:t>03.10.1994</w:t>
+            </w:r>
+          </w:p>
+        </w:tc>
+        <w:tc>
+          <w:tcPr>
+            <w:tcW w:type="dxa" w:w="2436"/>
+            <w:vAlign w:val="center"/>
+            <w:tcMar>
+              <w:top w:w="90" w:type="dxa"/>
+              <w:start w:w="100" w:type="dxa"/>
+              <w:bottom w:w="90" w:type="dxa"/>
+              <w:end w:w="100" w:type="dxa"/>
+            </w:tcMar>
+          </w:tcPr>
+          <w:p>
+            <w:pPr>
+              <w:spacing w:after="30"/>
+            </w:pPr>
+            <w:r>
+              <w:rPr>
+                <w:rFonts w:ascii="Arial" w:hAnsi="Arial"/>
+                <w:sz w:val="17"/>
+              </w:rPr>
+              <w:t>gegenseitige Einsetzung; spätere Gruppe</w:t>
+            </w:r>
+          </w:p>
+        </w:tc>
+        <w:tc>
+          <w:tcPr>
+            <w:tcW w:type="dxa" w:w="2436"/>
+            <w:vAlign w:val="center"/>
+            <w:tcMar>
+              <w:top w:w="90" w:type="dxa"/>
+              <w:start w:w="100" w:type="dxa"/>
+              <w:bottom w:w="90" w:type="dxa"/>
+              <w:end w:w="100" w:type="dxa"/>
+            </w:tcMar>
+          </w:tcPr>
+          <w:p>
+            <w:pPr>
+              <w:spacing w:after="30"/>
+            </w:pPr>
+            <w:r>
+              <w:rPr>
+                <w:rFonts w:ascii="Arial" w:hAnsi="Arial"/>
+                <w:sz w:val="17"/>
+              </w:rPr>
+              <w:t>Scheidungswirkung, Auslegung, Bestimmbarkeit</w:t>
+            </w:r>
+          </w:p>
+        </w:tc>
+      </w:tr>
+      <w:tr>
+        <w:tc>
+          <w:tcPr>
+            <w:tcW w:type="dxa" w:w="2436"/>
+            <w:vAlign w:val="center"/>
+            <w:tcMar>
+              <w:top w:w="90" w:type="dxa"/>
+              <w:start w:w="100" w:type="dxa"/>
+              <w:bottom w:w="90" w:type="dxa"/>
+              <w:end w:w="100" w:type="dxa"/>
+            </w:tcMar>
+            <w:shd w:fill="F2F4F5"/>
+          </w:tcPr>
+          <w:p>
+            <w:pPr>
+              <w:spacing w:after="30"/>
+            </w:pPr>
+            <w:r>
+              <w:rPr>
+                <w:rFonts w:ascii="Arial" w:hAnsi="Arial"/>
+                <w:sz w:val="17"/>
+              </w:rPr>
+              <w:t>Testament Armin</w:t>
+            </w:r>
+          </w:p>
+        </w:tc>
+        <w:tc>
+          <w:tcPr>
+            <w:tcW w:type="dxa" w:w="2436"/>
+            <w:vAlign w:val="center"/>
+            <w:tcMar>
+              <w:top w:w="90" w:type="dxa"/>
+              <w:start w:w="100" w:type="dxa"/>
+              <w:bottom w:w="90" w:type="dxa"/>
+              <w:end w:w="100" w:type="dxa"/>
+            </w:tcMar>
+            <w:shd w:fill="F2F4F5"/>
+          </w:tcPr>
+          <w:p>
+            <w:pPr>
+              <w:spacing w:after="30"/>
+            </w:pPr>
+            <w:r>
+              <w:rPr>
+                <w:rFonts w:ascii="Arial" w:hAnsi="Arial"/>
+                <w:sz w:val="17"/>
+              </w:rPr>
+              <w:t>10.10.2014</w:t>
+            </w:r>
+          </w:p>
+        </w:tc>
+        <w:tc>
+          <w:tcPr>
+            <w:tcW w:type="dxa" w:w="2436"/>
+            <w:vAlign w:val="center"/>
+            <w:tcMar>
+              <w:top w:w="90" w:type="dxa"/>
+              <w:start w:w="100" w:type="dxa"/>
+              <w:bottom w:w="90" w:type="dxa"/>
+              <w:end w:w="100" w:type="dxa"/>
+            </w:tcMar>
+            <w:shd w:fill="F2F4F5"/>
+          </w:tcPr>
+          <w:p>
+            <w:pPr>
+              <w:spacing w:after="30"/>
+            </w:pPr>
+            <w:r>
+              <w:rPr>
+                <w:rFonts w:ascii="Arial" w:hAnsi="Arial"/>
+                <w:sz w:val="17"/>
+              </w:rPr>
+              <w:t>Hälfte Dana, Hälfte Fiona</w:t>
+            </w:r>
+          </w:p>
+        </w:tc>
+        <w:tc>
+          <w:tcPr>
+            <w:tcW w:type="dxa" w:w="2436"/>
+            <w:vAlign w:val="center"/>
+            <w:tcMar>
+              <w:top w:w="90" w:type="dxa"/>
+              <w:start w:w="100" w:type="dxa"/>
+              <w:bottom w:w="90" w:type="dxa"/>
+              <w:end w:w="100" w:type="dxa"/>
+            </w:tcMar>
+            <w:shd w:fill="F2F4F5"/>
+          </w:tcPr>
+          <w:p>
+            <w:pPr>
+              <w:spacing w:after="30"/>
+            </w:pPr>
+            <w:r>
+              <w:rPr>
+                <w:rFonts w:ascii="Arial" w:hAnsi="Arial"/>
+                <w:sz w:val="17"/>
+              </w:rPr>
+              <w:t>Erbeinsetzung oder Vermächtnis, spätere Umstände</w:t>
+            </w:r>
+          </w:p>
+        </w:tc>
+      </w:tr>
+      <w:tr>
+        <w:tc>
+          <w:tcPr>
+            <w:tcW w:type="dxa" w:w="2436"/>
+            <w:vAlign w:val="center"/>
+            <w:tcMar>
+              <w:top w:w="90" w:type="dxa"/>
+              <w:start w:w="100" w:type="dxa"/>
+              <w:bottom w:w="90" w:type="dxa"/>
+              <w:end w:w="100" w:type="dxa"/>
+            </w:tcMar>
+          </w:tcPr>
+          <w:p>
+            <w:pPr>
+              <w:spacing w:after="30"/>
+            </w:pPr>
+            <w:r>
+              <w:rPr>
+                <w:rFonts w:ascii="Arial" w:hAnsi="Arial"/>
+                <w:sz w:val="17"/>
+              </w:rPr>
+              <w:t>Zettel</w:t>
+            </w:r>
+          </w:p>
+        </w:tc>
+        <w:tc>
+          <w:tcPr>
+            <w:tcW w:type="dxa" w:w="2436"/>
+            <w:vAlign w:val="center"/>
+            <w:tcMar>
+              <w:top w:w="90" w:type="dxa"/>
+              <w:start w:w="100" w:type="dxa"/>
+              <w:bottom w:w="90" w:type="dxa"/>
+              <w:end w:w="100" w:type="dxa"/>
+            </w:tcMar>
+          </w:tcPr>
+          <w:p>
+            <w:pPr>
+              <w:spacing w:after="30"/>
+            </w:pPr>
+            <w:r>
+              <w:rPr>
+                <w:rFonts w:ascii="Arial" w:hAnsi="Arial"/>
+                <w:sz w:val="17"/>
+              </w:rPr>
+              <w:t>vermutlich 2018</w:t>
+            </w:r>
+          </w:p>
+        </w:tc>
+        <w:tc>
+          <w:tcPr>
+            <w:tcW w:type="dxa" w:w="2436"/>
+            <w:vAlign w:val="center"/>
+            <w:tcMar>
+              <w:top w:w="90" w:type="dxa"/>
+              <w:start w:w="100" w:type="dxa"/>
+              <w:bottom w:w="90" w:type="dxa"/>
+              <w:end w:w="100" w:type="dxa"/>
+            </w:tcMar>
+          </w:tcPr>
+          <w:p>
+            <w:pPr>
+              <w:spacing w:after="30"/>
+            </w:pPr>
+            <w:r>
+              <w:rPr>
+                <w:rFonts w:ascii="Arial" w:hAnsi="Arial"/>
+                <w:sz w:val="17"/>
+              </w:rPr>
+              <w:t>Fiona soll nicht leer ausgehen</w:t>
+            </w:r>
+          </w:p>
+        </w:tc>
+        <w:tc>
+          <w:tcPr>
+            <w:tcW w:type="dxa" w:w="2436"/>
+            <w:vAlign w:val="center"/>
+            <w:tcMar>
+              <w:top w:w="90" w:type="dxa"/>
+              <w:start w:w="100" w:type="dxa"/>
+              <w:bottom w:w="90" w:type="dxa"/>
+              <w:end w:w="100" w:type="dxa"/>
+            </w:tcMar>
+          </w:tcPr>
+          <w:p>
+            <w:pPr>
+              <w:spacing w:after="30"/>
+            </w:pPr>
+            <w:r>
+              <w:rPr>
+                <w:rFonts w:ascii="Arial" w:hAnsi="Arial"/>
+                <w:sz w:val="17"/>
+              </w:rPr>
+              <w:t>Original, Form, Fundkette</w:t>
+            </w:r>
+          </w:p>
+        </w:tc>
+      </w:tr>
+      <w:tr>
+        <w:tc>
+          <w:tcPr>
+            <w:tcW w:type="dxa" w:w="2436"/>
+            <w:vAlign w:val="center"/>
+            <w:tcMar>
+              <w:top w:w="90" w:type="dxa"/>
+              <w:start w:w="100" w:type="dxa"/>
+              <w:bottom w:w="90" w:type="dxa"/>
+              <w:end w:w="100" w:type="dxa"/>
+            </w:tcMar>
+            <w:shd w:fill="F2F4F5"/>
+          </w:tcPr>
+          <w:p>
+            <w:pPr>
+              <w:spacing w:after="30"/>
+            </w:pPr>
+            <w:r>
+              <w:rPr>
+                <w:rFonts w:ascii="Arial" w:hAnsi="Arial"/>
+                <w:sz w:val="17"/>
+              </w:rPr>
+              <w:t>Ehe Armin/Fiona</w:t>
+            </w:r>
+          </w:p>
+        </w:tc>
+        <w:tc>
+          <w:tcPr>
+            <w:tcW w:type="dxa" w:w="2436"/>
+            <w:vAlign w:val="center"/>
+            <w:tcMar>
+              <w:top w:w="90" w:type="dxa"/>
+              <w:start w:w="100" w:type="dxa"/>
+              <w:bottom w:w="90" w:type="dxa"/>
+              <w:end w:w="100" w:type="dxa"/>
+            </w:tcMar>
+            <w:shd w:fill="F2F4F5"/>
+          </w:tcPr>
+          <w:p>
+            <w:pPr>
+              <w:spacing w:after="30"/>
+            </w:pPr>
+            <w:r>
+              <w:rPr>
+                <w:rFonts w:ascii="Arial" w:hAnsi="Arial"/>
+                <w:sz w:val="17"/>
+              </w:rPr>
+              <w:t>05.11.2021</w:t>
+            </w:r>
+          </w:p>
+        </w:tc>
+        <w:tc>
+          <w:tcPr>
+            <w:tcW w:type="dxa" w:w="2436"/>
+            <w:vAlign w:val="center"/>
+            <w:tcMar>
+              <w:top w:w="90" w:type="dxa"/>
+              <w:start w:w="100" w:type="dxa"/>
+              <w:bottom w:w="90" w:type="dxa"/>
+              <w:end w:w="100" w:type="dxa"/>
+            </w:tcMar>
+            <w:shd w:fill="F2F4F5"/>
+          </w:tcPr>
+          <w:p>
+            <w:pPr>
+              <w:spacing w:after="30"/>
+            </w:pPr>
+            <w:r>
+              <w:rPr>
+                <w:rFonts w:ascii="Arial" w:hAnsi="Arial"/>
+                <w:sz w:val="17"/>
+              </w:rPr>
+              <w:t>gesetzlicher Status</w:t>
+            </w:r>
+          </w:p>
+        </w:tc>
+        <w:tc>
+          <w:tcPr>
+            <w:tcW w:type="dxa" w:w="2436"/>
+            <w:vAlign w:val="center"/>
+            <w:tcMar>
+              <w:top w:w="90" w:type="dxa"/>
+              <w:start w:w="100" w:type="dxa"/>
+              <w:bottom w:w="90" w:type="dxa"/>
+              <w:end w:w="100" w:type="dxa"/>
+            </w:tcMar>
+            <w:shd w:fill="F2F4F5"/>
+          </w:tcPr>
+          <w:p>
+            <w:pPr>
+              <w:spacing w:after="30"/>
+            </w:pPr>
+            <w:r>
+              <w:rPr>
+                <w:rFonts w:ascii="Arial" w:hAnsi="Arial"/>
+                <w:sz w:val="17"/>
+              </w:rPr>
+              <w:t>Güterstand und mögliche Verfügungen</w:t>
+            </w:r>
+          </w:p>
+        </w:tc>
+      </w:tr>
+    </w:tbl>
+    <w:p>
+      <w:pPr>
+        <w:pStyle w:val="Heading1"/>
+      </w:pPr>
+      <w:r>
+        <w:t>4. Verfügungskarte Clemens</w:t>
       </w:r>
     </w:p>
     <w:p>
       <w:pPr>
-        <w:pStyle w:val="Heading2"/>
+        <w:keepLines w:val="0"/>
       </w:pPr>
       <w:r>
-        <w:rPr>
-          <w:rFonts w:ascii="Times New Roman" w:hAnsi="Times New Roman"/>
-        </w:rPr>
-        <w:t>Schritt 3: Alte Ehegattentestamente</w:t>
+        <w:t>Das Testament vom 14.03.2018 ist als Original in amtlicher Verwahrung dokumentiert. Für die Akte sind dennoch Annahme oder Ausschlagung, Nachlassbestand, Büroabwicklung und mögliche Pflichtteils- oder Vertragsansprüche getrennt zu erfassen. Die Auslegung von Armins Testament entscheidet nicht automatisch über Clemens' Nachlass.</w:t>
       </w:r>
     </w:p>
     <w:p>
       <w:pPr>
-        <w:jc w:val="left"/>
+        <w:pStyle w:val="Heading1"/>
       </w:pPr>
       <w:r>
-        <w:t>Das Testament Armin-Beate 1994 muss gesondert geprüft werden. Die spätere Scheidung spricht gegen eine fortbestehende Begünstigung als Ehefrau. Ob eine Schlusserbenregelung für Patenkinder oder Kinder von Freunden selbstständig bleibt, hängt von Auslegung und Andeutung ab.</w:t>
+        <w:t>5. Beweis- und Verfahrensplan</w:t>
       </w:r>
     </w:p>
     <w:p>
       <w:pPr>
-        <w:pStyle w:val="Heading2"/>
+        <w:keepLines w:val="0"/>
       </w:pPr>
       <w:r>
-        <w:rPr>
-          <w:rFonts w:ascii="Times New Roman" w:hAnsi="Times New Roman"/>
-        </w:rPr>
-        <w:t>Schritt 4: Vergleichsdruck</w:t>
-      </w:r>
-    </w:p>
-    <w:p>
-      <w:pPr>
-        <w:jc w:val="left"/>
-      </w:pPr>
-      <w:r>
-        <w:t>Der stärkste praktische Streit liegt bei Armin. Dana hat ein greifbares Argument aus dem Testament 2014, weil die Zuwendung an sie nach der Scheidung errichtet wurde. Beate hat ein schwächeres, aber formal nicht völlig leeres Argument aus dem alten Testament. Fiona braucht eine Lösung, die den GmbH-Anteil und die Wohnung verwertbar hält.</w:t>
+        <w:t>Zuerst werden Originale, Registerurkunden und Fundketten vervollständigt. Danach folgen getrennte Anhörungen zu Errichtungsumständen. Erst im Anschluss wird ein Antrag formuliert. Vergleichsgespräche dürfen wirtschaftliche Verfügbarkeit der GmbH und Wohnung berücksichtigen, aber keine ungesicherte Erbquote als feststehend darstellen.</w:t>
       </w:r>
     </w:p>
     <w:sectPr>
-      <w:pgSz w:w="11906" w:h="16838"/>
-      <w:pgMar w:top="1417" w:right="1417" w:bottom="1417" w:left="1417" w:header="720" w:footer="720" w:gutter="0"/>
+      <w:headerReference w:type="default" r:id="rId9"/>
+      <w:footerReference w:type="default" r:id="rId10"/>
+      <w:pgSz w:w="12240" w:h="15840"/>
+      <w:pgMar w:top="1162" w:right="1219" w:bottom="1162" w:left="1276" w:header="397" w:footer="397" w:gutter="0"/>
       <w:cols w:space="720"/>
       <w:docGrid w:linePitch="360"/>
     </w:sectPr>
   </w:body>
 </w:document>
+</file>
+
+<file path=word/footer1.xml><?xml version="1.0" encoding="utf-8"?>
+<w:ftr xmlns:m="http://schemas.openxmlformats.org/officeDocument/2006/math" xmlns:mc="http://schemas.openxmlformats.org/markup-compatibility/2006" xmlns:mo="http://schemas.microsoft.com/office/mac/office/2008/main" xmlns:mv="urn:schemas-microsoft-com:mac:vml" xmlns:o="urn:schemas-microsoft-com:office:office" xmlns:r="http://schemas.openxmlformats.org/officeDocument/2006/relationships" xmlns:v="urn:schemas-microsoft-com:vml" xmlns:w10="urn:schemas-microsoft-com:office:word" xmlns:w14="http://schemas.microsoft.com/office/word/2010/wordml" xmlns:w="http://schemas.openxmlformats.org/wordprocessingml/2006/main" xmlns:wne="http://schemas.microsoft.com/office/word/2006/wordml" xmlns:wp14="http://schemas.microsoft.com/office/word/2010/wordprocessingDrawing" xmlns:wp="http://schemas.openxmlformats.org/drawingml/2006/wordprocessingDrawing" xmlns:wpc="http://schemas.microsoft.com/office/word/2010/wordprocessingCanvas" xmlns:wpg="http://schemas.microsoft.com/office/word/2010/wordprocessingGroup" xmlns:wpi="http://schemas.microsoft.com/office/word/2010/wordprocessingInk" xmlns:wps="http://schemas.microsoft.com/office/word/2010/wordprocessingShape" mc:Ignorable="w14 wp14">
+  <w:p>
+    <w:pPr>
+      <w:spacing w:before="60"/>
+      <w:jc w:val="center"/>
+    </w:pPr>
+    <w:r>
+      <w:rPr>
+        <w:rFonts w:ascii="Arial" w:hAnsi="Arial"/>
+        <w:color w:val="6B7378"/>
+        <w:sz w:val="12"/>
+      </w:rPr>
+      <w:t>Dr. Maren Heller, Rechtsanwältin und Fachanwältin für Erbrecht | Anderkonto DE68 6602 0500 0047 8200 31 | BIC BFSWDE33KRL | St.-Nr. 35/127/08421 | Berufshaftpflicht: JurAssekuranz AG, Karlsruhe</w:t>
+    </w:r>
+  </w:p>
+  <w:p>
+    <w:pPr>
+      <w:spacing w:after="0"/>
+      <w:jc w:val="center"/>
+    </w:pPr>
+    <w:r>
+      <w:rPr>
+        <w:color w:val="6B7378"/>
+        <w:sz w:val="14"/>
+      </w:rPr>
+      <w:t xml:space="preserve">Seite </w:t>
+    </w:r>
+    <w:r>
+      <w:rPr>
+        <w:color w:val="6B7378"/>
+        <w:sz w:val="14"/>
+      </w:rPr>
+      <w:fldChar w:fldCharType="begin"/>
+      <w:instrText xml:space="preserve"> PAGE </w:instrText>
+      <w:fldChar w:fldCharType="end"/>
+    </w:r>
+  </w:p>
+</w:ftr>
+</file>
+
+<file path=word/header1.xml><?xml version="1.0" encoding="utf-8"?>
+<w:hdr xmlns:m="http://schemas.openxmlformats.org/officeDocument/2006/math" xmlns:mc="http://schemas.openxmlformats.org/markup-compatibility/2006" xmlns:mo="http://schemas.microsoft.com/office/mac/office/2008/main" xmlns:mv="urn:schemas-microsoft-com:mac:vml" xmlns:o="urn:schemas-microsoft-com:office:office" xmlns:r="http://schemas.openxmlformats.org/officeDocument/2006/relationships" xmlns:v="urn:schemas-microsoft-com:vml" xmlns:w10="urn:schemas-microsoft-com:office:word" xmlns:w14="http://schemas.microsoft.com/office/word/2010/wordml" xmlns:w="http://schemas.openxmlformats.org/wordprocessingml/2006/main" xmlns:wne="http://schemas.microsoft.com/office/word/2006/wordml" xmlns:wp14="http://schemas.microsoft.com/office/word/2010/wordprocessingDrawing" xmlns:wp="http://schemas.openxmlformats.org/drawingml/2006/wordprocessingDrawing" xmlns:wpc="http://schemas.microsoft.com/office/word/2010/wordprocessingCanvas" xmlns:wpg="http://schemas.microsoft.com/office/word/2010/wordprocessingGroup" xmlns:wpi="http://schemas.microsoft.com/office/word/2010/wordprocessingInk" xmlns:wps="http://schemas.microsoft.com/office/word/2010/wordprocessingShape" mc:Ignorable="w14 wp14">
+  <w:p>
+    <w:pPr>
+      <w:pBdr>
+        <w:bottom w:val="single" w:sz="10" w:space="4" w:color="2F6684"/>
+      </w:pBdr>
+    </w:pPr>
+  </w:p>
+  <w:tbl>
+    <w:tblPr>
+      <w:tblW w:type="auto" w:w="0"/>
+      <w:jc w:val="center"/>
+      <w:tblLook w:firstColumn="1" w:firstRow="1" w:lastColumn="0" w:lastRow="0" w:noHBand="0" w:noVBand="1" w:val="04A0"/>
+    </w:tblPr>
+    <w:tblGrid>
+      <w:gridCol w:w="6066"/>
+      <w:gridCol w:w="3345"/>
+    </w:tblGrid>
+    <w:tr>
+      <w:tc>
+        <w:tcPr>
+          <w:tcW w:type="dxa" w:w="4706"/>
+        </w:tcPr>
+        <w:p>
+          <w:pPr>
+            <w:spacing w:after="20"/>
+          </w:pPr>
+          <w:r>
+            <w:rPr>
+              <w:rFonts w:ascii="Arial" w:hAnsi="Arial"/>
+              <w:b/>
+              <w:color w:val="17324D"/>
+              <w:sz w:val="21"/>
+            </w:rPr>
+            <w:t>Heller &amp; Brückner Rechtsanwälte</w:t>
+          </w:r>
+        </w:p>
+        <w:p>
+          <w:pPr>
+            <w:spacing w:after="0"/>
+          </w:pPr>
+          <w:r>
+            <w:rPr>
+              <w:color w:val="6B7378"/>
+              <w:sz w:val="15"/>
+            </w:rPr>
+            <w:t>Erbrecht und Vermögensnachfolge | Kaiserstraße 104 | 76133 Karlsruhe</w:t>
+          </w:r>
+        </w:p>
+      </w:tc>
+      <w:tc>
+        <w:tcPr>
+          <w:tcW w:type="dxa" w:w="4706"/>
+        </w:tcPr>
+        <w:p>
+          <w:pPr>
+            <w:spacing w:after="20"/>
+            <w:jc w:val="right"/>
+          </w:pPr>
+          <w:r>
+            <w:rPr>
+              <w:b/>
+              <w:color w:val="17324D"/>
+              <w:sz w:val="18"/>
+            </w:rPr>
+            <w:t>Nachlässe Vogel und Radtke</w:t>
+          </w:r>
+        </w:p>
+        <w:p>
+          <w:pPr>
+            <w:spacing w:after="0"/>
+            <w:jc w:val="right"/>
+          </w:pPr>
+          <w:r>
+            <w:rPr>
+              <w:color w:val="6B7378"/>
+              <w:sz w:val="15"/>
+            </w:rPr>
+            <w:t>Aktenzeichen HB-226/26</w:t>
+          </w:r>
+        </w:p>
+      </w:tc>
+    </w:tr>
+  </w:tbl>
+</w:hdr>
 </file>
 
 <file path=word/numbering.xml><?xml version="1.0" encoding="utf-8"?>
@@ -462,9 +1295,12 @@
     <w:name w:val="Normal"/>
     <w:qFormat/>
     <w:rsid w:val="00FC693F"/>
+    <w:pPr>
+      <w:spacing w:after="100" w:line="269" w:lineRule="auto"/>
+    </w:pPr>
     <w:rPr>
-      <w:rFonts w:ascii="Times New Roman" w:hAnsi="Times New Roman"/>
-      <w:sz w:val="22"/>
+      <w:rFonts w:ascii="Arial" w:hAnsi="Arial" w:eastAsia="Arial"/>
+      <w:sz w:val="21"/>
     </w:rPr>
   </w:style>
   <w:style w:type="paragraph" w:styleId="Header">
@@ -522,14 +1358,15 @@
     <w:pPr>
       <w:keepNext/>
       <w:keepLines/>
-      <w:spacing w:before="480" w:after="0"/>
+      <w:spacing w:before="240" w:after="100"/>
       <w:outlineLvl w:val="0"/>
     </w:pPr>
     <w:rPr>
-      <w:rFonts w:asciiTheme="majorHAnsi" w:eastAsiaTheme="majorEastAsia" w:hAnsiTheme="majorHAnsi" w:cstheme="majorBidi" w:ascii="Times New Roman" w:hAnsi="Times New Roman"/>
+      <w:rFonts w:asciiTheme="majorHAnsi" w:eastAsiaTheme="majorEastAsia" w:hAnsiTheme="majorHAnsi" w:cstheme="majorBidi" w:ascii="Arial" w:hAnsi="Arial" w:eastAsia="Arial"/>
       <w:b/>
       <w:bCs/>
-      <w:sz w:val="28"/>
+      <w:color w:val="17324D"/>
+      <w:sz w:val="26"/>
       <w:szCs w:val="28"/>
     </w:rPr>
   </w:style>
@@ -545,14 +1382,15 @@
     <w:pPr>
       <w:keepNext/>
       <w:keepLines/>
-      <w:spacing w:before="200" w:after="0"/>
+      <w:spacing w:before="180" w:after="80"/>
       <w:outlineLvl w:val="1"/>
     </w:pPr>
     <w:rPr>
-      <w:rFonts w:asciiTheme="majorHAnsi" w:eastAsiaTheme="majorEastAsia" w:hAnsiTheme="majorHAnsi" w:cstheme="majorBidi" w:ascii="Times New Roman" w:hAnsi="Times New Roman"/>
+      <w:rFonts w:asciiTheme="majorHAnsi" w:eastAsiaTheme="majorEastAsia" w:hAnsiTheme="majorHAnsi" w:cstheme="majorBidi" w:ascii="Arial" w:hAnsi="Arial" w:eastAsia="Arial"/>
       <w:b/>
       <w:bCs/>
-      <w:sz w:val="24"/>
+      <w:color w:val="2F6684"/>
+      <w:sz w:val="23"/>
       <w:szCs w:val="26"/>
     </w:rPr>
   </w:style>
@@ -568,14 +1406,15 @@
     <w:pPr>
       <w:keepNext/>
       <w:keepLines/>
-      <w:spacing w:before="200" w:after="0"/>
+      <w:spacing w:before="140" w:after="60"/>
       <w:outlineLvl w:val="2"/>
     </w:pPr>
     <w:rPr>
-      <w:rFonts w:asciiTheme="majorHAnsi" w:eastAsiaTheme="majorEastAsia" w:hAnsiTheme="majorHAnsi" w:cstheme="majorBidi" w:ascii="Times New Roman" w:hAnsi="Times New Roman"/>
+      <w:rFonts w:asciiTheme="majorHAnsi" w:eastAsiaTheme="majorEastAsia" w:hAnsiTheme="majorHAnsi" w:cstheme="majorBidi" w:ascii="Arial" w:hAnsi="Arial" w:eastAsia="Arial"/>
       <w:b/>
       <w:bCs/>
-      <w:sz w:val="22"/>
+      <w:color w:val="17324D"/>
+      <w:sz w:val="21"/>
     </w:rPr>
   </w:style>
   <w:style w:type="paragraph" w:styleId="Heading4">
@@ -806,18 +1645,20 @@
     <w:qFormat/>
     <w:rsid w:val="00FC693F"/>
     <w:pPr>
+      <w:keepNext/>
       <w:pBdr>
         <w:bottom w:val="single" w:sz="8" w:space="4" w:color="4F81BD" w:themeColor="accent1"/>
       </w:pBdr>
-      <w:spacing w:after="300" w:line="240" w:lineRule="auto"/>
+      <w:spacing w:after="200" w:line="240" w:lineRule="auto" w:before="0"/>
       <w:contextualSpacing/>
     </w:pPr>
     <w:rPr>
-      <w:rFonts w:asciiTheme="majorHAnsi" w:eastAsiaTheme="majorEastAsia" w:hAnsiTheme="majorHAnsi" w:cstheme="majorBidi"/>
-      <w:color w:val="17365D" w:themeColor="text2" w:themeShade="BF"/>
+      <w:rFonts w:asciiTheme="majorHAnsi" w:eastAsiaTheme="majorEastAsia" w:hAnsiTheme="majorHAnsi" w:cstheme="majorBidi" w:ascii="Arial" w:hAnsi="Arial" w:eastAsia="Arial"/>
+      <w:b/>
+      <w:color w:val="17324D"/>
       <w:spacing w:val="5"/>
       <w:kern w:val="28"/>
-      <w:sz w:val="52"/>
+      <w:sz w:val="34"/>
       <w:szCs w:val="52"/>
     </w:rPr>
   </w:style>

--- a/testakten/erbrecht-patchwork-stiefgrossvater-erbfolge-karlsruhe/07_pruefvermerk_erbreihenfolge.docx
+++ b/testakten/erbrecht-patchwork-stiefgrossvater-erbfolge-karlsruhe/07_pruefvermerk_erbreihenfolge.docx
@@ -794,7 +794,7 @@
     <w:sectPr>
       <w:headerReference w:type="default" r:id="rId9"/>
       <w:footerReference w:type="default" r:id="rId10"/>
-      <w:pgSz w:w="12240" w:h="15840"/>
+      <w:pgSz w:w="11906" w:h="16838"/>
       <w:pgMar w:top="1162" w:right="1219" w:bottom="1162" w:left="1276" w:header="397" w:footer="397" w:gutter="0"/>
       <w:cols w:space="720"/>
       <w:docGrid w:linePitch="360"/>
